--- a/assets/templates/bpc_template_impedimento.docx
+++ b/assets/templates/bpc_template_impedimento.docx
@@ -4125,14 +4125,7 @@
           <w:sz w:val="24"/>
           <w:szCs w:val="24"/>
         </w:rPr>
-        <w:t xml:space="preserve"> </w:t>
-      </w:r>
-      <w:r>
-        <w:rPr>
-          <w:sz w:val="24"/>
-          <w:szCs w:val="24"/>
-        </w:rPr>
-        <w:t>A parte autora reside sozinha, a sua moradia é modesta e não atende às suas necessidades, possui poucos móveis, somente o necessário e não há luxuosidade.</w:t>
+        <w:t xml:space="preserve"> A parte autora reside sozinha, a sua moradia é modesta e não atende às suas necessidades, possui poucos móveis, somente o necessário e não há luxuosidade.</w:t>
       </w:r>
       <w:r>
         <w:rPr>
@@ -7536,14 +7529,7 @@
           <w:sz w:val="24"/>
           <w:szCs w:val="24"/>
         </w:rPr>
-        <w:t xml:space="preserve"> </w:t>
-      </w:r>
-      <w:r>
-        <w:rPr>
-          <w:sz w:val="24"/>
-          <w:szCs w:val="24"/>
-        </w:rPr>
-        <w:t>{% if tese_bolsa_familia %}</w:t>
+        <w:t xml:space="preserve"> {% if tese_bolsa_familia %}</w:t>
       </w:r>
     </w:p>
     <w:p>
@@ -7593,21 +7579,7 @@
           <w:sz w:val="24"/>
           <w:szCs w:val="24"/>
         </w:rPr>
-        <w:t>Subsidiariamente, não sendo possível o descarte do cômputo do bolsa-família no cálculo da renda per capita familiar, que determine à Autarquia Ré a reabertura do processo administrativo indeferido, permitindo, portanto, à parte Autora a manifestação pela opção ao benefício mais vantajoso, bem como, abertura de prazo para que, sendo o caso, comprove a renúncia ao bolsa-família perante o Cadastro Único.</w:t>
-      </w:r>
-      <w:r>
-        <w:rPr>
-          <w:sz w:val="24"/>
-          <w:szCs w:val="24"/>
-        </w:rPr>
-        <w:t xml:space="preserve"> </w:t>
-      </w:r>
-      <w:r>
-        <w:rPr>
-          <w:sz w:val="24"/>
-          <w:szCs w:val="24"/>
-        </w:rPr>
-        <w:t>{% endif %}</w:t>
+        <w:t>Subsidiariamente, não sendo possível o descarte do cômputo do bolsa-família no cálculo da renda per capita familiar, que determine à Autarquia Ré a reabertura do processo administrativo indeferido, permitindo, portanto, à parte Autora a manifestação pela opção ao benefício mais vantajoso, bem como, abertura de prazo para que, sendo o caso, comprove a renúncia ao bolsa-família perante o Cadastro Único. {% endif %}</w:t>
       </w:r>
     </w:p>
     <w:p>
@@ -7912,7 +7884,7 @@
           <w:sz w:val="24"/>
           <w:szCs w:val="24"/>
         </w:rPr>
-        <w:t>28 de outubro de 2026</w:t>
+        <w:t>29 de outubro de 2026</w:t>
       </w:r>
       <w:r>
         <w:rPr>
